--- a/reports/references.docx
+++ b/reports/references.docx
@@ -137,6 +137,86 @@
     </w:p>
     <w:p>
       <w:pPr>
+        <w:pStyle w:val="ListNumber"/>
+      </w:pPr>
+      <w:r>
+        <w:t>Federal Ministry of Transportation. (2024). SAID AHMED ALKALI - Honourable Minister of Transportation. https://transportation.gov.ng/team/honourable-minister-of-transportation/</w:t>
+      </w:r>
+    </w:p>
+    <w:p>
+      <w:pPr>
+        <w:pStyle w:val="ListNumber"/>
+      </w:pPr>
+      <w:r>
+        <w:t>Federal Ministry of Transportation. (2024). Transportation Minister Signs Performance Bond With Directors, CEOs, Expresses Readiness To Deliver On Ministerial Mandate. https://transportation.gov.ng/transportation-minister-signs-performance-bond-with-directors-ceos-expresses-readiness-to-deliver-on-ministerial-mandate/</w:t>
+      </w:r>
+    </w:p>
+    <w:p>
+      <w:pPr>
+        <w:pStyle w:val="ListNumber"/>
+      </w:pPr>
+      <w:r>
+        <w:t>Nigerian Institute of Transport Technology. (2024). Transport Sector Is A Strong Enabler Of The Economy - Hon Minister Of Transportation. https://nitt.gov.ng/2024/02/11/transport-sector-is-a-strong-enabler-of-the-economy-hon-minister-of-transportation/</w:t>
+      </w:r>
+    </w:p>
+    <w:p>
+      <w:pPr>
+        <w:pStyle w:val="ListNumber"/>
+      </w:pPr>
+      <w:r>
+        <w:t>Federal Ministry of Transportation. (2024). FG Rail Modernization Project: Transport Minister Assures On Completion Of The 387km Kano-Daura Rail Segment By 2025. https://transportation.gov.ng/fg-rail-modernization-project-transport-minister-assures-on-completion-of-the-387km-kano-daura-rail-segment-by-2025/</w:t>
+      </w:r>
+    </w:p>
+    <w:p>
+      <w:pPr>
+        <w:pStyle w:val="ListNumber"/>
+      </w:pPr>
+      <w:r>
+        <w:t>Federal Ministry of Information and National Orientation. (2025). Alkali, Transforming Nigeria's Transport Sector. https://fmino.gov.ng/alkali-transforming-nigerias-transport-sector/</w:t>
+      </w:r>
+    </w:p>
+    <w:p>
+      <w:pPr>
+        <w:pStyle w:val="ListNumber"/>
+      </w:pPr>
+      <w:r>
+        <w:t>TheCable. (2026). Saidu Alkali: Only N2.5bn out of N256.7bn 2025 budget was released to transport ministry. https://www.thecable.ng/saidu-alkali-only-n2-5bn-out-of-n256-7bn-2025-budget-was-released-to-transport-ministry/</w:t>
+      </w:r>
+    </w:p>
+    <w:p>
+      <w:pPr>
+        <w:pStyle w:val="ListNumber"/>
+      </w:pPr>
+      <w:r>
+        <w:t>Punch Newspapers. (2025). $3bn South-East railway project not diverted - Ministry. https://punchng.com/3bn-south-east-railway-project-not-diverted-ministry/</w:t>
+      </w:r>
+    </w:p>
+    <w:p>
+      <w:pPr>
+        <w:pStyle w:val="ListNumber"/>
+      </w:pPr>
+      <w:r>
+        <w:t>Punch Newspapers. (2023). Port Harcourt-Maiduguri railway: Minister slams contractor, says project disappointing. https://punchng.com/port-harcourt-maiduguri-railway-minister-slams-contractor-says-project-disappointing/</w:t>
+      </w:r>
+    </w:p>
+    <w:p>
+      <w:pPr>
+        <w:pStyle w:val="ListNumber"/>
+      </w:pPr>
+      <w:r>
+        <w:t>Independent Newspaper Nigeria. (2024). FG Secures Financing For Kaduna-Kano Rail Project, Initiates Badagry, TinCan, Apapa Rail Links. https://independent.ng/fg-secures-financing-for-kaduna-kano-rail-project-initiates-badagry-tincan-apapa-rail-links/</w:t>
+      </w:r>
+    </w:p>
+    <w:p>
+      <w:pPr>
+        <w:pStyle w:val="ListNumber"/>
+      </w:pPr>
+      <w:r>
+        <w:t>Policy and Legal Advocacy Centre. (2021). Legislative Internship Guide 2021. https://placng.org/i/wp-content/uploads/2022/04/Legislative-Internship-Guide-2021.pdf</w:t>
+      </w:r>
+    </w:p>
+    <w:p>
+      <w:pPr>
         <w:pStyle w:val="Heading1"/>
       </w:pPr>
       <w:r>
@@ -237,6 +317,86 @@
       </w:pPr>
       <w:r>
         <w:t>Wikipedia. "Isa Ali Pantami biography." 2026, https://en.wikipedia.org/wiki/Isa_Ali_Pantami.</w:t>
+      </w:r>
+    </w:p>
+    <w:p>
+      <w:pPr>
+        <w:pStyle w:val="ListNumber"/>
+      </w:pPr>
+      <w:r>
+        <w:t>Federal Ministry of Transportation. "SAID AHMED ALKALI - Honourable Minister of Transportation." 2024, https://transportation.gov.ng/team/honourable-minister-of-transportation/.</w:t>
+      </w:r>
+    </w:p>
+    <w:p>
+      <w:pPr>
+        <w:pStyle w:val="ListNumber"/>
+      </w:pPr>
+      <w:r>
+        <w:t>Federal Ministry of Transportation. "Transportation Minister Signs Performance Bond With Directors, CEOs, Expresses Readiness To Deliver On Ministerial Mandate." 2024-02-10, https://transportation.gov.ng/transportation-minister-signs-performance-bond-with-directors-ceos-expresses-readiness-to-deliver-on-ministerial-mandate/.</w:t>
+      </w:r>
+    </w:p>
+    <w:p>
+      <w:pPr>
+        <w:pStyle w:val="ListNumber"/>
+      </w:pPr>
+      <w:r>
+        <w:t>Nigerian Institute of Transport Technology. "Transport Sector Is A Strong Enabler Of The Economy - Hon Minister Of Transportation." 2024-02-11, https://nitt.gov.ng/2024/02/11/transport-sector-is-a-strong-enabler-of-the-economy-hon-minister-of-transportation/.</w:t>
+      </w:r>
+    </w:p>
+    <w:p>
+      <w:pPr>
+        <w:pStyle w:val="ListNumber"/>
+      </w:pPr>
+      <w:r>
+        <w:t>Federal Ministry of Transportation. "FG Rail Modernization Project: Transport Minister Assures On Completion Of The 387km Kano-Daura Rail Segment By 2025." 2024-05-10, https://transportation.gov.ng/fg-rail-modernization-project-transport-minister-assures-on-completion-of-the-387km-kano-daura-rail-segment-by-2025/.</w:t>
+      </w:r>
+    </w:p>
+    <w:p>
+      <w:pPr>
+        <w:pStyle w:val="ListNumber"/>
+      </w:pPr>
+      <w:r>
+        <w:t>Federal Ministry of Information and National Orientation. "Alkali, Transforming Nigeria's Transport Sector." 2025-11-04, https://fmino.gov.ng/alkali-transforming-nigerias-transport-sector/.</w:t>
+      </w:r>
+    </w:p>
+    <w:p>
+      <w:pPr>
+        <w:pStyle w:val="ListNumber"/>
+      </w:pPr>
+      <w:r>
+        <w:t>TheCable. "Saidu Alkali: Only N2.5bn out of N256.7bn 2025 budget was released to transport ministry." 2026-02-13, https://www.thecable.ng/saidu-alkali-only-n2-5bn-out-of-n256-7bn-2025-budget-was-released-to-transport-ministry/.</w:t>
+      </w:r>
+    </w:p>
+    <w:p>
+      <w:pPr>
+        <w:pStyle w:val="ListNumber"/>
+      </w:pPr>
+      <w:r>
+        <w:t>Punch Newspapers. "$3bn South-East railway project not diverted - Ministry." 2025-03-12, https://punchng.com/3bn-south-east-railway-project-not-diverted-ministry/.</w:t>
+      </w:r>
+    </w:p>
+    <w:p>
+      <w:pPr>
+        <w:pStyle w:val="ListNumber"/>
+      </w:pPr>
+      <w:r>
+        <w:t>Punch Newspapers. "Port Harcourt-Maiduguri railway: Minister slams contractor, says project disappointing." 2023-09-22, https://punchng.com/port-harcourt-maiduguri-railway-minister-slams-contractor-says-project-disappointing/.</w:t>
+      </w:r>
+    </w:p>
+    <w:p>
+      <w:pPr>
+        <w:pStyle w:val="ListNumber"/>
+      </w:pPr>
+      <w:r>
+        <w:t>Independent Newspaper Nigeria. "FG Secures Financing For Kaduna-Kano Rail Project, Initiates Badagry, TinCan, Apapa Rail Links." 2024-06-06, https://independent.ng/fg-secures-financing-for-kaduna-kano-rail-project-initiates-badagry-tincan-apapa-rail-links/.</w:t>
+      </w:r>
+    </w:p>
+    <w:p>
+      <w:pPr>
+        <w:pStyle w:val="ListNumber"/>
+      </w:pPr>
+      <w:r>
+        <w:t>Policy and Legal Advocacy Centre. "Legislative Internship Guide 2021." 2021, https://placng.org/i/wp-content/uploads/2022/04/Legislative-Internship-Guide-2021.pdf.</w:t>
       </w:r>
     </w:p>
     <w:p>
@@ -1227,6 +1387,726 @@
           </w:p>
         </w:tc>
       </w:tr>
+      <w:tr>
+        <w:tc>
+          <w:tcPr>
+            <w:tcW w:type="dxa" w:w="1399"/>
+          </w:tcPr>
+          <w:p>
+            <w:r>
+              <w:t>SRC013</w:t>
+            </w:r>
+          </w:p>
+        </w:tc>
+        <w:tc>
+          <w:tcPr>
+            <w:tcW w:type="dxa" w:w="1399"/>
+          </w:tcPr>
+          <w:p>
+            <w:r>
+              <w:t>SAID AHMED ALKALI - Honourable Minister of Transportation</w:t>
+            </w:r>
+          </w:p>
+        </w:tc>
+        <w:tc>
+          <w:tcPr>
+            <w:tcW w:type="dxa" w:w="1399"/>
+          </w:tcPr>
+          <w:p>
+            <w:r>
+              <w:t>Federal Ministry of Transportation</w:t>
+            </w:r>
+          </w:p>
+        </w:tc>
+        <w:tc>
+          <w:tcPr>
+            <w:tcW w:type="dxa" w:w="1399"/>
+          </w:tcPr>
+          <w:p>
+            <w:r>
+              <w:t>government_publication</w:t>
+            </w:r>
+          </w:p>
+        </w:tc>
+        <w:tc>
+          <w:tcPr>
+            <w:tcW w:type="dxa" w:w="1399"/>
+          </w:tcPr>
+          <w:p>
+            <w:r>
+              <w:t>2024</w:t>
+            </w:r>
+          </w:p>
+        </w:tc>
+        <w:tc>
+          <w:tcPr>
+            <w:tcW w:type="dxa" w:w="1399"/>
+          </w:tcPr>
+          <w:p>
+            <w:r>
+              <w:t>official</w:t>
+            </w:r>
+          </w:p>
+        </w:tc>
+        <w:tc>
+          <w:tcPr>
+            <w:tcW w:type="dxa" w:w="1399"/>
+          </w:tcPr>
+          <w:p>
+            <w:r>
+              <w:t>https://transportation.gov.ng/team/honourable-minister-of-transportation/</w:t>
+            </w:r>
+          </w:p>
+        </w:tc>
+      </w:tr>
+      <w:tr>
+        <w:tc>
+          <w:tcPr>
+            <w:tcW w:type="dxa" w:w="1399"/>
+          </w:tcPr>
+          <w:p>
+            <w:r>
+              <w:t>SRC014</w:t>
+            </w:r>
+          </w:p>
+        </w:tc>
+        <w:tc>
+          <w:tcPr>
+            <w:tcW w:type="dxa" w:w="1399"/>
+          </w:tcPr>
+          <w:p>
+            <w:r>
+              <w:t>Transportation Minister Signs Performance Bond With Directors, CEOs, Expresses Readiness To Deliver On Ministerial Mandate</w:t>
+            </w:r>
+          </w:p>
+        </w:tc>
+        <w:tc>
+          <w:tcPr>
+            <w:tcW w:type="dxa" w:w="1399"/>
+          </w:tcPr>
+          <w:p>
+            <w:r>
+              <w:t>Federal Ministry of Transportation</w:t>
+            </w:r>
+          </w:p>
+        </w:tc>
+        <w:tc>
+          <w:tcPr>
+            <w:tcW w:type="dxa" w:w="1399"/>
+          </w:tcPr>
+          <w:p>
+            <w:r>
+              <w:t>government_publication</w:t>
+            </w:r>
+          </w:p>
+        </w:tc>
+        <w:tc>
+          <w:tcPr>
+            <w:tcW w:type="dxa" w:w="1399"/>
+          </w:tcPr>
+          <w:p>
+            <w:r>
+              <w:t>2024-02-10</w:t>
+            </w:r>
+          </w:p>
+        </w:tc>
+        <w:tc>
+          <w:tcPr>
+            <w:tcW w:type="dxa" w:w="1399"/>
+          </w:tcPr>
+          <w:p>
+            <w:r>
+              <w:t>official</w:t>
+            </w:r>
+          </w:p>
+        </w:tc>
+        <w:tc>
+          <w:tcPr>
+            <w:tcW w:type="dxa" w:w="1399"/>
+          </w:tcPr>
+          <w:p>
+            <w:r>
+              <w:t>https://transportation.gov.ng/transportation-minister-signs-performance-bond-with-directors-ceos-expresses-readiness-to-deliver-on-ministerial-mandate/</w:t>
+            </w:r>
+          </w:p>
+        </w:tc>
+      </w:tr>
+      <w:tr>
+        <w:tc>
+          <w:tcPr>
+            <w:tcW w:type="dxa" w:w="1399"/>
+          </w:tcPr>
+          <w:p>
+            <w:r>
+              <w:t>SRC015</w:t>
+            </w:r>
+          </w:p>
+        </w:tc>
+        <w:tc>
+          <w:tcPr>
+            <w:tcW w:type="dxa" w:w="1399"/>
+          </w:tcPr>
+          <w:p>
+            <w:r>
+              <w:t>Transport Sector Is A Strong Enabler Of The Economy - Hon Minister Of Transportation</w:t>
+            </w:r>
+          </w:p>
+        </w:tc>
+        <w:tc>
+          <w:tcPr>
+            <w:tcW w:type="dxa" w:w="1399"/>
+          </w:tcPr>
+          <w:p>
+            <w:r>
+              <w:t>Nigerian Institute of Transport Technology</w:t>
+            </w:r>
+          </w:p>
+        </w:tc>
+        <w:tc>
+          <w:tcPr>
+            <w:tcW w:type="dxa" w:w="1399"/>
+          </w:tcPr>
+          <w:p>
+            <w:r>
+              <w:t>government_publication</w:t>
+            </w:r>
+          </w:p>
+        </w:tc>
+        <w:tc>
+          <w:tcPr>
+            <w:tcW w:type="dxa" w:w="1399"/>
+          </w:tcPr>
+          <w:p>
+            <w:r>
+              <w:t>2024-02-11</w:t>
+            </w:r>
+          </w:p>
+        </w:tc>
+        <w:tc>
+          <w:tcPr>
+            <w:tcW w:type="dxa" w:w="1399"/>
+          </w:tcPr>
+          <w:p>
+            <w:r>
+              <w:t>official</w:t>
+            </w:r>
+          </w:p>
+        </w:tc>
+        <w:tc>
+          <w:tcPr>
+            <w:tcW w:type="dxa" w:w="1399"/>
+          </w:tcPr>
+          <w:p>
+            <w:r>
+              <w:t>https://nitt.gov.ng/2024/02/11/transport-sector-is-a-strong-enabler-of-the-economy-hon-minister-of-transportation/</w:t>
+            </w:r>
+          </w:p>
+        </w:tc>
+      </w:tr>
+      <w:tr>
+        <w:tc>
+          <w:tcPr>
+            <w:tcW w:type="dxa" w:w="1399"/>
+          </w:tcPr>
+          <w:p>
+            <w:r>
+              <w:t>SRC016</w:t>
+            </w:r>
+          </w:p>
+        </w:tc>
+        <w:tc>
+          <w:tcPr>
+            <w:tcW w:type="dxa" w:w="1399"/>
+          </w:tcPr>
+          <w:p>
+            <w:r>
+              <w:t>FG Rail Modernization Project: Transport Minister Assures On Completion Of The 387km Kano-Daura Rail Segment By 2025</w:t>
+            </w:r>
+          </w:p>
+        </w:tc>
+        <w:tc>
+          <w:tcPr>
+            <w:tcW w:type="dxa" w:w="1399"/>
+          </w:tcPr>
+          <w:p>
+            <w:r>
+              <w:t>Federal Ministry of Transportation</w:t>
+            </w:r>
+          </w:p>
+        </w:tc>
+        <w:tc>
+          <w:tcPr>
+            <w:tcW w:type="dxa" w:w="1399"/>
+          </w:tcPr>
+          <w:p>
+            <w:r>
+              <w:t>government_publication</w:t>
+            </w:r>
+          </w:p>
+        </w:tc>
+        <w:tc>
+          <w:tcPr>
+            <w:tcW w:type="dxa" w:w="1399"/>
+          </w:tcPr>
+          <w:p>
+            <w:r>
+              <w:t>2024-05-10</w:t>
+            </w:r>
+          </w:p>
+        </w:tc>
+        <w:tc>
+          <w:tcPr>
+            <w:tcW w:type="dxa" w:w="1399"/>
+          </w:tcPr>
+          <w:p>
+            <w:r>
+              <w:t>official</w:t>
+            </w:r>
+          </w:p>
+        </w:tc>
+        <w:tc>
+          <w:tcPr>
+            <w:tcW w:type="dxa" w:w="1399"/>
+          </w:tcPr>
+          <w:p>
+            <w:r>
+              <w:t>https://transportation.gov.ng/fg-rail-modernization-project-transport-minister-assures-on-completion-of-the-387km-kano-daura-rail-segment-by-2025/</w:t>
+            </w:r>
+          </w:p>
+        </w:tc>
+      </w:tr>
+      <w:tr>
+        <w:tc>
+          <w:tcPr>
+            <w:tcW w:type="dxa" w:w="1399"/>
+          </w:tcPr>
+          <w:p>
+            <w:r>
+              <w:t>SRC017</w:t>
+            </w:r>
+          </w:p>
+        </w:tc>
+        <w:tc>
+          <w:tcPr>
+            <w:tcW w:type="dxa" w:w="1399"/>
+          </w:tcPr>
+          <w:p>
+            <w:r>
+              <w:t>Alkali, Transforming Nigeria's Transport Sector</w:t>
+            </w:r>
+          </w:p>
+        </w:tc>
+        <w:tc>
+          <w:tcPr>
+            <w:tcW w:type="dxa" w:w="1399"/>
+          </w:tcPr>
+          <w:p>
+            <w:r>
+              <w:t>Federal Ministry of Information and National Orientation</w:t>
+            </w:r>
+          </w:p>
+        </w:tc>
+        <w:tc>
+          <w:tcPr>
+            <w:tcW w:type="dxa" w:w="1399"/>
+          </w:tcPr>
+          <w:p>
+            <w:r>
+              <w:t>government_publication</w:t>
+            </w:r>
+          </w:p>
+        </w:tc>
+        <w:tc>
+          <w:tcPr>
+            <w:tcW w:type="dxa" w:w="1399"/>
+          </w:tcPr>
+          <w:p>
+            <w:r>
+              <w:t>2025-11-04</w:t>
+            </w:r>
+          </w:p>
+        </w:tc>
+        <w:tc>
+          <w:tcPr>
+            <w:tcW w:type="dxa" w:w="1399"/>
+          </w:tcPr>
+          <w:p>
+            <w:r>
+              <w:t>official</w:t>
+            </w:r>
+          </w:p>
+        </w:tc>
+        <w:tc>
+          <w:tcPr>
+            <w:tcW w:type="dxa" w:w="1399"/>
+          </w:tcPr>
+          <w:p>
+            <w:r>
+              <w:t>https://fmino.gov.ng/alkali-transforming-nigerias-transport-sector/</w:t>
+            </w:r>
+          </w:p>
+        </w:tc>
+      </w:tr>
+      <w:tr>
+        <w:tc>
+          <w:tcPr>
+            <w:tcW w:type="dxa" w:w="1399"/>
+          </w:tcPr>
+          <w:p>
+            <w:r>
+              <w:t>SRC018</w:t>
+            </w:r>
+          </w:p>
+        </w:tc>
+        <w:tc>
+          <w:tcPr>
+            <w:tcW w:type="dxa" w:w="1399"/>
+          </w:tcPr>
+          <w:p>
+            <w:r>
+              <w:t>Saidu Alkali: Only N2.5bn out of N256.7bn 2025 budget was released to transport ministry</w:t>
+            </w:r>
+          </w:p>
+        </w:tc>
+        <w:tc>
+          <w:tcPr>
+            <w:tcW w:type="dxa" w:w="1399"/>
+          </w:tcPr>
+          <w:p>
+            <w:r>
+              <w:t>TheCable</w:t>
+            </w:r>
+          </w:p>
+        </w:tc>
+        <w:tc>
+          <w:tcPr>
+            <w:tcW w:type="dxa" w:w="1399"/>
+          </w:tcPr>
+          <w:p>
+            <w:r>
+              <w:t>verified_journalism</w:t>
+            </w:r>
+          </w:p>
+        </w:tc>
+        <w:tc>
+          <w:tcPr>
+            <w:tcW w:type="dxa" w:w="1399"/>
+          </w:tcPr>
+          <w:p>
+            <w:r>
+              <w:t>2026-02-13</w:t>
+            </w:r>
+          </w:p>
+        </w:tc>
+        <w:tc>
+          <w:tcPr>
+            <w:tcW w:type="dxa" w:w="1399"/>
+          </w:tcPr>
+          <w:p>
+            <w:r>
+              <w:t>verified_journalism</w:t>
+            </w:r>
+          </w:p>
+        </w:tc>
+        <w:tc>
+          <w:tcPr>
+            <w:tcW w:type="dxa" w:w="1399"/>
+          </w:tcPr>
+          <w:p>
+            <w:r>
+              <w:t>https://www.thecable.ng/saidu-alkali-only-n2-5bn-out-of-n256-7bn-2025-budget-was-released-to-transport-ministry/</w:t>
+            </w:r>
+          </w:p>
+        </w:tc>
+      </w:tr>
+      <w:tr>
+        <w:tc>
+          <w:tcPr>
+            <w:tcW w:type="dxa" w:w="1399"/>
+          </w:tcPr>
+          <w:p>
+            <w:r>
+              <w:t>SRC019</w:t>
+            </w:r>
+          </w:p>
+        </w:tc>
+        <w:tc>
+          <w:tcPr>
+            <w:tcW w:type="dxa" w:w="1399"/>
+          </w:tcPr>
+          <w:p>
+            <w:r>
+              <w:t>$3bn South-East railway project not diverted - Ministry</w:t>
+            </w:r>
+          </w:p>
+        </w:tc>
+        <w:tc>
+          <w:tcPr>
+            <w:tcW w:type="dxa" w:w="1399"/>
+          </w:tcPr>
+          <w:p>
+            <w:r>
+              <w:t>Punch Newspapers</w:t>
+            </w:r>
+          </w:p>
+        </w:tc>
+        <w:tc>
+          <w:tcPr>
+            <w:tcW w:type="dxa" w:w="1399"/>
+          </w:tcPr>
+          <w:p>
+            <w:r>
+              <w:t>verified_journalism</w:t>
+            </w:r>
+          </w:p>
+        </w:tc>
+        <w:tc>
+          <w:tcPr>
+            <w:tcW w:type="dxa" w:w="1399"/>
+          </w:tcPr>
+          <w:p>
+            <w:r>
+              <w:t>2025-03-12</w:t>
+            </w:r>
+          </w:p>
+        </w:tc>
+        <w:tc>
+          <w:tcPr>
+            <w:tcW w:type="dxa" w:w="1399"/>
+          </w:tcPr>
+          <w:p>
+            <w:r>
+              <w:t>verified_journalism</w:t>
+            </w:r>
+          </w:p>
+        </w:tc>
+        <w:tc>
+          <w:tcPr>
+            <w:tcW w:type="dxa" w:w="1399"/>
+          </w:tcPr>
+          <w:p>
+            <w:r>
+              <w:t>https://punchng.com/3bn-south-east-railway-project-not-diverted-ministry/</w:t>
+            </w:r>
+          </w:p>
+        </w:tc>
+      </w:tr>
+      <w:tr>
+        <w:tc>
+          <w:tcPr>
+            <w:tcW w:type="dxa" w:w="1399"/>
+          </w:tcPr>
+          <w:p>
+            <w:r>
+              <w:t>SRC020</w:t>
+            </w:r>
+          </w:p>
+        </w:tc>
+        <w:tc>
+          <w:tcPr>
+            <w:tcW w:type="dxa" w:w="1399"/>
+          </w:tcPr>
+          <w:p>
+            <w:r>
+              <w:t>Port Harcourt-Maiduguri railway: Minister slams contractor, says project disappointing</w:t>
+            </w:r>
+          </w:p>
+        </w:tc>
+        <w:tc>
+          <w:tcPr>
+            <w:tcW w:type="dxa" w:w="1399"/>
+          </w:tcPr>
+          <w:p>
+            <w:r>
+              <w:t>Punch Newspapers</w:t>
+            </w:r>
+          </w:p>
+        </w:tc>
+        <w:tc>
+          <w:tcPr>
+            <w:tcW w:type="dxa" w:w="1399"/>
+          </w:tcPr>
+          <w:p>
+            <w:r>
+              <w:t>verified_journalism</w:t>
+            </w:r>
+          </w:p>
+        </w:tc>
+        <w:tc>
+          <w:tcPr>
+            <w:tcW w:type="dxa" w:w="1399"/>
+          </w:tcPr>
+          <w:p>
+            <w:r>
+              <w:t>2023-09-22</w:t>
+            </w:r>
+          </w:p>
+        </w:tc>
+        <w:tc>
+          <w:tcPr>
+            <w:tcW w:type="dxa" w:w="1399"/>
+          </w:tcPr>
+          <w:p>
+            <w:r>
+              <w:t>verified_journalism</w:t>
+            </w:r>
+          </w:p>
+        </w:tc>
+        <w:tc>
+          <w:tcPr>
+            <w:tcW w:type="dxa" w:w="1399"/>
+          </w:tcPr>
+          <w:p>
+            <w:r>
+              <w:t>https://punchng.com/port-harcourt-maiduguri-railway-minister-slams-contractor-says-project-disappointing/</w:t>
+            </w:r>
+          </w:p>
+        </w:tc>
+      </w:tr>
+      <w:tr>
+        <w:tc>
+          <w:tcPr>
+            <w:tcW w:type="dxa" w:w="1399"/>
+          </w:tcPr>
+          <w:p>
+            <w:r>
+              <w:t>SRC021</w:t>
+            </w:r>
+          </w:p>
+        </w:tc>
+        <w:tc>
+          <w:tcPr>
+            <w:tcW w:type="dxa" w:w="1399"/>
+          </w:tcPr>
+          <w:p>
+            <w:r>
+              <w:t>FG Secures Financing For Kaduna-Kano Rail Project, Initiates Badagry, TinCan, Apapa Rail Links</w:t>
+            </w:r>
+          </w:p>
+        </w:tc>
+        <w:tc>
+          <w:tcPr>
+            <w:tcW w:type="dxa" w:w="1399"/>
+          </w:tcPr>
+          <w:p>
+            <w:r>
+              <w:t>Independent Newspaper Nigeria</w:t>
+            </w:r>
+          </w:p>
+        </w:tc>
+        <w:tc>
+          <w:tcPr>
+            <w:tcW w:type="dxa" w:w="1399"/>
+          </w:tcPr>
+          <w:p>
+            <w:r>
+              <w:t>verified_journalism</w:t>
+            </w:r>
+          </w:p>
+        </w:tc>
+        <w:tc>
+          <w:tcPr>
+            <w:tcW w:type="dxa" w:w="1399"/>
+          </w:tcPr>
+          <w:p>
+            <w:r>
+              <w:t>2024-06-06</w:t>
+            </w:r>
+          </w:p>
+        </w:tc>
+        <w:tc>
+          <w:tcPr>
+            <w:tcW w:type="dxa" w:w="1399"/>
+          </w:tcPr>
+          <w:p>
+            <w:r>
+              <w:t>verified_journalism</w:t>
+            </w:r>
+          </w:p>
+        </w:tc>
+        <w:tc>
+          <w:tcPr>
+            <w:tcW w:type="dxa" w:w="1399"/>
+          </w:tcPr>
+          <w:p>
+            <w:r>
+              <w:t>https://independent.ng/fg-secures-financing-for-kaduna-kano-rail-project-initiates-badagry-tincan-apapa-rail-links/</w:t>
+            </w:r>
+          </w:p>
+        </w:tc>
+      </w:tr>
+      <w:tr>
+        <w:tc>
+          <w:tcPr>
+            <w:tcW w:type="dxa" w:w="1399"/>
+          </w:tcPr>
+          <w:p>
+            <w:r>
+              <w:t>SRC022</w:t>
+            </w:r>
+          </w:p>
+        </w:tc>
+        <w:tc>
+          <w:tcPr>
+            <w:tcW w:type="dxa" w:w="1399"/>
+          </w:tcPr>
+          <w:p>
+            <w:r>
+              <w:t>Legislative Internship Guide 2021</w:t>
+            </w:r>
+          </w:p>
+        </w:tc>
+        <w:tc>
+          <w:tcPr>
+            <w:tcW w:type="dxa" w:w="1399"/>
+          </w:tcPr>
+          <w:p>
+            <w:r>
+              <w:t>Policy and Legal Advocacy Centre</w:t>
+            </w:r>
+          </w:p>
+        </w:tc>
+        <w:tc>
+          <w:tcPr>
+            <w:tcW w:type="dxa" w:w="1399"/>
+          </w:tcPr>
+          <w:p>
+            <w:r>
+              <w:t>civil_society_publication</w:t>
+            </w:r>
+          </w:p>
+        </w:tc>
+        <w:tc>
+          <w:tcPr>
+            <w:tcW w:type="dxa" w:w="1399"/>
+          </w:tcPr>
+          <w:p>
+            <w:r>
+              <w:t>2021</w:t>
+            </w:r>
+          </w:p>
+        </w:tc>
+        <w:tc>
+          <w:tcPr>
+            <w:tcW w:type="dxa" w:w="1399"/>
+          </w:tcPr>
+          <w:p>
+            <w:r>
+              <w:t>secondary_context</w:t>
+            </w:r>
+          </w:p>
+        </w:tc>
+        <w:tc>
+          <w:tcPr>
+            <w:tcW w:type="dxa" w:w="1399"/>
+          </w:tcPr>
+          <w:p>
+            <w:r>
+              <w:t>https://placng.org/i/wp-content/uploads/2022/04/Legislative-Internship-Guide-2021.pdf</w:t>
+            </w:r>
+          </w:p>
+        </w:tc>
+      </w:tr>
     </w:tbl>
     <w:sectPr>
       <w:pgSz w:w="12240" w:h="15840"/>

--- a/reports/references.docx
+++ b/reports/references.docx
@@ -28,7 +28,7 @@
     </w:p>
     <w:p>
       <w:r>
-        <w:t>This project is an independent governance analytics and civic-tech research platform based on publicly available information.</w:t>
+        <w:t>This platform is an independent civic-tech and governance analytics research project based on publicly available information and evidence-based analysis. It does not represent any political party, candidate, or government institution.</w:t>
       </w:r>
     </w:p>
     <w:p>
@@ -217,6 +217,102 @@
     </w:p>
     <w:p>
       <w:pPr>
+        <w:pStyle w:val="ListNumber"/>
+      </w:pPr>
+      <w:r>
+        <w:t>Isa Ali Pantami official website. (2024). Profile - Prof. Isa Ali Pantami. https://isaalipantami.com/biography/</w:t>
+      </w:r>
+    </w:p>
+    <w:p>
+      <w:pPr>
+        <w:pStyle w:val="ListNumber"/>
+      </w:pPr>
+      <w:r>
+        <w:t>The Guardian Nigeria. (2016). Federal government appoints Pantami as DG of NITDA. https://guardian.ng/technology/federal-government-appoints-pantami-as-dg-of-nitda/</w:t>
+      </w:r>
+    </w:p>
+    <w:p>
+      <w:pPr>
+        <w:pStyle w:val="ListNumber"/>
+      </w:pPr>
+      <w:r>
+        <w:t>Punch Newspapers. (2021). Security experts reject Pantami's plea over pro-Taliban, Al-Qaeda comments. https://punchng.com/security-experts-reject-pantamis-plea-over-pro-taliban-al-qaeda-comments/</w:t>
+      </w:r>
+    </w:p>
+    <w:p>
+      <w:pPr>
+        <w:pStyle w:val="ListNumber"/>
+      </w:pPr>
+      <w:r>
+        <w:t>THISDAYLIVE. (2021). Professorial Appointment: ASUU Panel Discloses How Pantami Scaled Six Hurdles in FUTO. https://www.thisdaylive.com/2021/11/08/professorial-appointment-asuu-panel-discloses-how-pantami-scaled-six-hurdles-in-futo/</w:t>
+      </w:r>
+    </w:p>
+    <w:p>
+      <w:pPr>
+        <w:pStyle w:val="ListNumber"/>
+      </w:pPr>
+      <w:r>
+        <w:t>Federal Ministry of Transportation. (2024). Press Release: Alkali's unscheduled inspection of Kubwa Train Station. https://transportation.gov.ng/press-release/</w:t>
+      </w:r>
+    </w:p>
+    <w:p>
+      <w:pPr>
+        <w:pStyle w:val="ListNumber"/>
+      </w:pPr>
+      <w:r>
+        <w:t>THISDAYLIVE. (2016). I'm Ready to Meet any Customer on Fault Resolution, Says Gwamna. https://www.thisdaylive.com/2016/07/24/im-ready-to-meet-any-customer-on-fault-resolution-says-gwamna-2/</w:t>
+      </w:r>
+    </w:p>
+    <w:p>
+      <w:pPr>
+        <w:pStyle w:val="ListNumber"/>
+      </w:pPr>
+      <w:r>
+        <w:t>Economic Confidential. (2019). Our vision of industrializing, growing economies of KEDCO States is on course - Gwamna. https://economicconfidential.com/industrializing-kedco-gwamna/</w:t>
+      </w:r>
+    </w:p>
+    <w:p>
+      <w:pPr>
+        <w:pStyle w:val="ListNumber"/>
+      </w:pPr>
+      <w:r>
+        <w:t>Vanguard. (2020). Gombe philanthropist sponsors indigenes to study in Moroccan universities. https://www.vanguardngr.com/2020/01/gombe-philantropist-sponsors-indigenes-to-study-in-moroccan-universities/amp/</w:t>
+      </w:r>
+    </w:p>
+    <w:p>
+      <w:pPr>
+        <w:pStyle w:val="ListNumber"/>
+      </w:pPr>
+      <w:r>
+        <w:t>Daily Trust. (2019). How we defeated PDP in Gombe - Gwamna. https://dailytrust.com/how-we-defeated-pdp-in-gombe-gwamna/</w:t>
+      </w:r>
+    </w:p>
+    <w:p>
+      <w:pPr>
+        <w:pStyle w:val="ListNumber"/>
+      </w:pPr>
+      <w:r>
+        <w:t>Daily Trust. (2019). What you should know about ministerial nominee: Isa Pantami. https://dailytrust.com/what-you-should-know-about-ministerial-nominee-isa-pantami/</w:t>
+      </w:r>
+    </w:p>
+    <w:p>
+      <w:pPr>
+        <w:pStyle w:val="ListNumber"/>
+      </w:pPr>
+      <w:r>
+        <w:t>Platinum Times. (2023). Sa'idu Ahmed Alkali biography, career, education, life story. https://platinumtimes.ng/saidu-ahmed-alkali-biography-career-education-life-story/</w:t>
+      </w:r>
+    </w:p>
+    <w:p>
+      <w:pPr>
+        <w:pStyle w:val="ListNumber"/>
+      </w:pPr>
+      <w:r>
+        <w:t>Vanguard. (2020). The magic of KEDCO's revival. https://www.vanguardngr.com/2020/02/the-magic-of-kedcos-revival/</w:t>
+      </w:r>
+    </w:p>
+    <w:p>
+      <w:pPr>
         <w:pStyle w:val="Heading1"/>
       </w:pPr>
       <w:r>
@@ -397,6 +493,102 @@
       </w:pPr>
       <w:r>
         <w:t>Policy and Legal Advocacy Centre. "Legislative Internship Guide 2021." 2021, https://placng.org/i/wp-content/uploads/2022/04/Legislative-Internship-Guide-2021.pdf.</w:t>
+      </w:r>
+    </w:p>
+    <w:p>
+      <w:pPr>
+        <w:pStyle w:val="ListNumber"/>
+      </w:pPr>
+      <w:r>
+        <w:t>Isa Ali Pantami official website. "Profile - Prof. Isa Ali Pantami." 2024, https://isaalipantami.com/biography/.</w:t>
+      </w:r>
+    </w:p>
+    <w:p>
+      <w:pPr>
+        <w:pStyle w:val="ListNumber"/>
+      </w:pPr>
+      <w:r>
+        <w:t>The Guardian Nigeria. "Federal government appoints Pantami as DG of NITDA." 2016-09-30, https://guardian.ng/technology/federal-government-appoints-pantami-as-dg-of-nitda/.</w:t>
+      </w:r>
+    </w:p>
+    <w:p>
+      <w:pPr>
+        <w:pStyle w:val="ListNumber"/>
+      </w:pPr>
+      <w:r>
+        <w:t>Punch Newspapers. "Security experts reject Pantami's plea over pro-Taliban, Al-Qaeda comments." 2021-04-18, https://punchng.com/security-experts-reject-pantamis-plea-over-pro-taliban-al-qaeda-comments/.</w:t>
+      </w:r>
+    </w:p>
+    <w:p>
+      <w:pPr>
+        <w:pStyle w:val="ListNumber"/>
+      </w:pPr>
+      <w:r>
+        <w:t>THISDAYLIVE. "Professorial Appointment: ASUU Panel Discloses How Pantami Scaled Six Hurdles in FUTO." 2021-11-08, https://www.thisdaylive.com/2021/11/08/professorial-appointment-asuu-panel-discloses-how-pantami-scaled-six-hurdles-in-futo/.</w:t>
+      </w:r>
+    </w:p>
+    <w:p>
+      <w:pPr>
+        <w:pStyle w:val="ListNumber"/>
+      </w:pPr>
+      <w:r>
+        <w:t>Federal Ministry of Transportation. "Press Release: Alkali's unscheduled inspection of Kubwa Train Station." 2024-08-27, https://transportation.gov.ng/press-release/.</w:t>
+      </w:r>
+    </w:p>
+    <w:p>
+      <w:pPr>
+        <w:pStyle w:val="ListNumber"/>
+      </w:pPr>
+      <w:r>
+        <w:t>THISDAYLIVE. "I'm Ready to Meet any Customer on Fault Resolution, Says Gwamna." 2016-07-24, https://www.thisdaylive.com/2016/07/24/im-ready-to-meet-any-customer-on-fault-resolution-says-gwamna-2/.</w:t>
+      </w:r>
+    </w:p>
+    <w:p>
+      <w:pPr>
+        <w:pStyle w:val="ListNumber"/>
+      </w:pPr>
+      <w:r>
+        <w:t>Economic Confidential. "Our vision of industrializing, growing economies of KEDCO States is on course - Gwamna." 2019-02-19, https://economicconfidential.com/industrializing-kedco-gwamna/.</w:t>
+      </w:r>
+    </w:p>
+    <w:p>
+      <w:pPr>
+        <w:pStyle w:val="ListNumber"/>
+      </w:pPr>
+      <w:r>
+        <w:t>Vanguard. "Gombe philanthropist sponsors indigenes to study in Moroccan universities." 2020-01-12, https://www.vanguardngr.com/2020/01/gombe-philantropist-sponsors-indigenes-to-study-in-moroccan-universities/amp/.</w:t>
+      </w:r>
+    </w:p>
+    <w:p>
+      <w:pPr>
+        <w:pStyle w:val="ListNumber"/>
+      </w:pPr>
+      <w:r>
+        <w:t>Daily Trust. "How we defeated PDP in Gombe - Gwamna." 2019, https://dailytrust.com/how-we-defeated-pdp-in-gombe-gwamna/.</w:t>
+      </w:r>
+    </w:p>
+    <w:p>
+      <w:pPr>
+        <w:pStyle w:val="ListNumber"/>
+      </w:pPr>
+      <w:r>
+        <w:t>Daily Trust. "What you should know about ministerial nominee: Isa Pantami." 2019, https://dailytrust.com/what-you-should-know-about-ministerial-nominee-isa-pantami/.</w:t>
+      </w:r>
+    </w:p>
+    <w:p>
+      <w:pPr>
+        <w:pStyle w:val="ListNumber"/>
+      </w:pPr>
+      <w:r>
+        <w:t>Platinum Times. "Sa'idu Ahmed Alkali biography, career, education, life story." 2023, https://platinumtimes.ng/saidu-ahmed-alkali-biography-career-education-life-story/.</w:t>
+      </w:r>
+    </w:p>
+    <w:p>
+      <w:pPr>
+        <w:pStyle w:val="ListNumber"/>
+      </w:pPr>
+      <w:r>
+        <w:t>Vanguard. "The magic of KEDCO's revival." 2020-02-19, https://www.vanguardngr.com/2020/02/the-magic-of-kedcos-revival/.</w:t>
       </w:r>
     </w:p>
     <w:p>
@@ -2107,6 +2299,582 @@
           </w:p>
         </w:tc>
       </w:tr>
+      <w:tr>
+        <w:tc>
+          <w:tcPr>
+            <w:tcW w:type="dxa" w:w="1399"/>
+          </w:tcPr>
+          <w:p>
+            <w:r>
+              <w:t>SRC023</w:t>
+            </w:r>
+          </w:p>
+        </w:tc>
+        <w:tc>
+          <w:tcPr>
+            <w:tcW w:type="dxa" w:w="1399"/>
+          </w:tcPr>
+          <w:p>
+            <w:r>
+              <w:t>Profile - Prof. Isa Ali Pantami</w:t>
+            </w:r>
+          </w:p>
+        </w:tc>
+        <w:tc>
+          <w:tcPr>
+            <w:tcW w:type="dxa" w:w="1399"/>
+          </w:tcPr>
+          <w:p>
+            <w:r>
+              <w:t>Isa Ali Pantami official website</w:t>
+            </w:r>
+          </w:p>
+        </w:tc>
+        <w:tc>
+          <w:tcPr>
+            <w:tcW w:type="dxa" w:w="1399"/>
+          </w:tcPr>
+          <w:p>
+            <w:r>
+              <w:t>biographical_profile</w:t>
+            </w:r>
+          </w:p>
+        </w:tc>
+        <w:tc>
+          <w:tcPr>
+            <w:tcW w:type="dxa" w:w="1399"/>
+          </w:tcPr>
+          <w:p>
+            <w:r>
+              <w:t>2024</w:t>
+            </w:r>
+          </w:p>
+        </w:tc>
+        <w:tc>
+          <w:tcPr>
+            <w:tcW w:type="dxa" w:w="1399"/>
+          </w:tcPr>
+          <w:p>
+            <w:r>
+              <w:t>self_published_context</w:t>
+            </w:r>
+          </w:p>
+        </w:tc>
+        <w:tc>
+          <w:tcPr>
+            <w:tcW w:type="dxa" w:w="1399"/>
+          </w:tcPr>
+          <w:p>
+            <w:r>
+              <w:t>https://isaalipantami.com/biography/</w:t>
+            </w:r>
+          </w:p>
+        </w:tc>
+      </w:tr>
+      <w:tr>
+        <w:tc>
+          <w:tcPr>
+            <w:tcW w:type="dxa" w:w="1399"/>
+          </w:tcPr>
+          <w:p>
+            <w:r>
+              <w:t>SRC024</w:t>
+            </w:r>
+          </w:p>
+        </w:tc>
+        <w:tc>
+          <w:tcPr>
+            <w:tcW w:type="dxa" w:w="1399"/>
+          </w:tcPr>
+          <w:p>
+            <w:r>
+              <w:t>Federal government appoints Pantami as DG of NITDA</w:t>
+            </w:r>
+          </w:p>
+        </w:tc>
+        <w:tc>
+          <w:tcPr>
+            <w:tcW w:type="dxa" w:w="1399"/>
+          </w:tcPr>
+          <w:p>
+            <w:r>
+              <w:t>The Guardian Nigeria</w:t>
+            </w:r>
+          </w:p>
+        </w:tc>
+        <w:tc>
+          <w:tcPr>
+            <w:tcW w:type="dxa" w:w="1399"/>
+          </w:tcPr>
+          <w:p>
+            <w:r>
+              <w:t>verified_journalism</w:t>
+            </w:r>
+          </w:p>
+        </w:tc>
+        <w:tc>
+          <w:tcPr>
+            <w:tcW w:type="dxa" w:w="1399"/>
+          </w:tcPr>
+          <w:p>
+            <w:r>
+              <w:t>2016-09-30</w:t>
+            </w:r>
+          </w:p>
+        </w:tc>
+        <w:tc>
+          <w:tcPr>
+            <w:tcW w:type="dxa" w:w="1399"/>
+          </w:tcPr>
+          <w:p>
+            <w:r>
+              <w:t>verified_journalism</w:t>
+            </w:r>
+          </w:p>
+        </w:tc>
+        <w:tc>
+          <w:tcPr>
+            <w:tcW w:type="dxa" w:w="1399"/>
+          </w:tcPr>
+          <w:p>
+            <w:r>
+              <w:t>https://guardian.ng/technology/federal-government-appoints-pantami-as-dg-of-nitda/</w:t>
+            </w:r>
+          </w:p>
+        </w:tc>
+      </w:tr>
+      <w:tr>
+        <w:tc>
+          <w:tcPr>
+            <w:tcW w:type="dxa" w:w="1399"/>
+          </w:tcPr>
+          <w:p>
+            <w:r>
+              <w:t>SRC025</w:t>
+            </w:r>
+          </w:p>
+        </w:tc>
+        <w:tc>
+          <w:tcPr>
+            <w:tcW w:type="dxa" w:w="1399"/>
+          </w:tcPr>
+          <w:p>
+            <w:r>
+              <w:t>Security experts reject Pantami's plea over pro-Taliban, Al-Qaeda comments</w:t>
+            </w:r>
+          </w:p>
+        </w:tc>
+        <w:tc>
+          <w:tcPr>
+            <w:tcW w:type="dxa" w:w="1399"/>
+          </w:tcPr>
+          <w:p>
+            <w:r>
+              <w:t>Punch Newspapers</w:t>
+            </w:r>
+          </w:p>
+        </w:tc>
+        <w:tc>
+          <w:tcPr>
+            <w:tcW w:type="dxa" w:w="1399"/>
+          </w:tcPr>
+          <w:p>
+            <w:r>
+              <w:t>verified_journalism</w:t>
+            </w:r>
+          </w:p>
+        </w:tc>
+        <w:tc>
+          <w:tcPr>
+            <w:tcW w:type="dxa" w:w="1399"/>
+          </w:tcPr>
+          <w:p>
+            <w:r>
+              <w:t>2021-04-18</w:t>
+            </w:r>
+          </w:p>
+        </w:tc>
+        <w:tc>
+          <w:tcPr>
+            <w:tcW w:type="dxa" w:w="1399"/>
+          </w:tcPr>
+          <w:p>
+            <w:r>
+              <w:t>verified_journalism</w:t>
+            </w:r>
+          </w:p>
+        </w:tc>
+        <w:tc>
+          <w:tcPr>
+            <w:tcW w:type="dxa" w:w="1399"/>
+          </w:tcPr>
+          <w:p>
+            <w:r>
+              <w:t>https://punchng.com/security-experts-reject-pantamis-plea-over-pro-taliban-al-qaeda-comments/</w:t>
+            </w:r>
+          </w:p>
+        </w:tc>
+      </w:tr>
+      <w:tr>
+        <w:tc>
+          <w:tcPr>
+            <w:tcW w:type="dxa" w:w="1399"/>
+          </w:tcPr>
+          <w:p>
+            <w:r>
+              <w:t>SRC026</w:t>
+            </w:r>
+          </w:p>
+        </w:tc>
+        <w:tc>
+          <w:tcPr>
+            <w:tcW w:type="dxa" w:w="1399"/>
+          </w:tcPr>
+          <w:p>
+            <w:r>
+              <w:t>Professorial Appointment: ASUU Panel Discloses How Pantami Scaled Six Hurdles in FUTO</w:t>
+            </w:r>
+          </w:p>
+        </w:tc>
+        <w:tc>
+          <w:tcPr>
+            <w:tcW w:type="dxa" w:w="1399"/>
+          </w:tcPr>
+          <w:p>
+            <w:r>
+              <w:t>THISDAYLIVE</w:t>
+            </w:r>
+          </w:p>
+        </w:tc>
+        <w:tc>
+          <w:tcPr>
+            <w:tcW w:type="dxa" w:w="1399"/>
+          </w:tcPr>
+          <w:p>
+            <w:r>
+              <w:t>verified_journalism</w:t>
+            </w:r>
+          </w:p>
+        </w:tc>
+        <w:tc>
+          <w:tcPr>
+            <w:tcW w:type="dxa" w:w="1399"/>
+          </w:tcPr>
+          <w:p>
+            <w:r>
+              <w:t>2021-11-08</w:t>
+            </w:r>
+          </w:p>
+        </w:tc>
+        <w:tc>
+          <w:tcPr>
+            <w:tcW w:type="dxa" w:w="1399"/>
+          </w:tcPr>
+          <w:p>
+            <w:r>
+              <w:t>verified_journalism</w:t>
+            </w:r>
+          </w:p>
+        </w:tc>
+        <w:tc>
+          <w:tcPr>
+            <w:tcW w:type="dxa" w:w="1399"/>
+          </w:tcPr>
+          <w:p>
+            <w:r>
+              <w:t>https://www.thisdaylive.com/2021/11/08/professorial-appointment-asuu-panel-discloses-how-pantami-scaled-six-hurdles-in-futo/</w:t>
+            </w:r>
+          </w:p>
+        </w:tc>
+      </w:tr>
+      <w:tr>
+        <w:tc>
+          <w:tcPr>
+            <w:tcW w:type="dxa" w:w="1399"/>
+          </w:tcPr>
+          <w:p>
+            <w:r>
+              <w:t>SRC027</w:t>
+            </w:r>
+          </w:p>
+        </w:tc>
+        <w:tc>
+          <w:tcPr>
+            <w:tcW w:type="dxa" w:w="1399"/>
+          </w:tcPr>
+          <w:p>
+            <w:r>
+              <w:t>Press Release: Alkali's unscheduled inspection of Kubwa Train Station</w:t>
+            </w:r>
+          </w:p>
+        </w:tc>
+        <w:tc>
+          <w:tcPr>
+            <w:tcW w:type="dxa" w:w="1399"/>
+          </w:tcPr>
+          <w:p>
+            <w:r>
+              <w:t>Federal Ministry of Transportation</w:t>
+            </w:r>
+          </w:p>
+        </w:tc>
+        <w:tc>
+          <w:tcPr>
+            <w:tcW w:type="dxa" w:w="1399"/>
+          </w:tcPr>
+          <w:p>
+            <w:r>
+              <w:t>government_publication</w:t>
+            </w:r>
+          </w:p>
+        </w:tc>
+        <w:tc>
+          <w:tcPr>
+            <w:tcW w:type="dxa" w:w="1399"/>
+          </w:tcPr>
+          <w:p>
+            <w:r>
+              <w:t>2024-08-27</w:t>
+            </w:r>
+          </w:p>
+        </w:tc>
+        <w:tc>
+          <w:tcPr>
+            <w:tcW w:type="dxa" w:w="1399"/>
+          </w:tcPr>
+          <w:p>
+            <w:r>
+              <w:t>official</w:t>
+            </w:r>
+          </w:p>
+        </w:tc>
+        <w:tc>
+          <w:tcPr>
+            <w:tcW w:type="dxa" w:w="1399"/>
+          </w:tcPr>
+          <w:p>
+            <w:r>
+              <w:t>https://transportation.gov.ng/press-release/</w:t>
+            </w:r>
+          </w:p>
+        </w:tc>
+      </w:tr>
+      <w:tr>
+        <w:tc>
+          <w:tcPr>
+            <w:tcW w:type="dxa" w:w="1399"/>
+          </w:tcPr>
+          <w:p>
+            <w:r>
+              <w:t>SRC028</w:t>
+            </w:r>
+          </w:p>
+        </w:tc>
+        <w:tc>
+          <w:tcPr>
+            <w:tcW w:type="dxa" w:w="1399"/>
+          </w:tcPr>
+          <w:p>
+            <w:r>
+              <w:t>I'm Ready to Meet any Customer on Fault Resolution, Says Gwamna</w:t>
+            </w:r>
+          </w:p>
+        </w:tc>
+        <w:tc>
+          <w:tcPr>
+            <w:tcW w:type="dxa" w:w="1399"/>
+          </w:tcPr>
+          <w:p>
+            <w:r>
+              <w:t>THISDAYLIVE</w:t>
+            </w:r>
+          </w:p>
+        </w:tc>
+        <w:tc>
+          <w:tcPr>
+            <w:tcW w:type="dxa" w:w="1399"/>
+          </w:tcPr>
+          <w:p>
+            <w:r>
+              <w:t>verified_journalism</w:t>
+            </w:r>
+          </w:p>
+        </w:tc>
+        <w:tc>
+          <w:tcPr>
+            <w:tcW w:type="dxa" w:w="1399"/>
+          </w:tcPr>
+          <w:p>
+            <w:r>
+              <w:t>2016-07-24</w:t>
+            </w:r>
+          </w:p>
+        </w:tc>
+        <w:tc>
+          <w:tcPr>
+            <w:tcW w:type="dxa" w:w="1399"/>
+          </w:tcPr>
+          <w:p>
+            <w:r>
+              <w:t>verified_journalism</w:t>
+            </w:r>
+          </w:p>
+        </w:tc>
+        <w:tc>
+          <w:tcPr>
+            <w:tcW w:type="dxa" w:w="1399"/>
+          </w:tcPr>
+          <w:p>
+            <w:r>
+              <w:t>https://www.thisdaylive.com/2016/07/24/im-ready-to-meet-any-customer-on-fault-resolution-says-gwamna-2/</w:t>
+            </w:r>
+          </w:p>
+        </w:tc>
+      </w:tr>
+      <w:tr>
+        <w:tc>
+          <w:tcPr>
+            <w:tcW w:type="dxa" w:w="1399"/>
+          </w:tcPr>
+          <w:p>
+            <w:r>
+              <w:t>SRC029</w:t>
+            </w:r>
+          </w:p>
+        </w:tc>
+        <w:tc>
+          <w:tcPr>
+            <w:tcW w:type="dxa" w:w="1399"/>
+          </w:tcPr>
+          <w:p>
+            <w:r>
+              <w:t>Our vision of industrializing, growing economies of KEDCO States is on course - Gwamna</w:t>
+            </w:r>
+          </w:p>
+        </w:tc>
+        <w:tc>
+          <w:tcPr>
+            <w:tcW w:type="dxa" w:w="1399"/>
+          </w:tcPr>
+          <w:p>
+            <w:r>
+              <w:t>Economic Confidential</w:t>
+            </w:r>
+          </w:p>
+        </w:tc>
+        <w:tc>
+          <w:tcPr>
+            <w:tcW w:type="dxa" w:w="1399"/>
+          </w:tcPr>
+          <w:p>
+            <w:r>
+              <w:t>verified_journalism</w:t>
+            </w:r>
+          </w:p>
+        </w:tc>
+        <w:tc>
+          <w:tcPr>
+            <w:tcW w:type="dxa" w:w="1399"/>
+          </w:tcPr>
+          <w:p>
+            <w:r>
+              <w:t>2019-02-19</w:t>
+            </w:r>
+          </w:p>
+        </w:tc>
+        <w:tc>
+          <w:tcPr>
+            <w:tcW w:type="dxa" w:w="1399"/>
+          </w:tcPr>
+          <w:p>
+            <w:r>
+              <w:t>verified_journalism</w:t>
+            </w:r>
+          </w:p>
+        </w:tc>
+        <w:tc>
+          <w:tcPr>
+            <w:tcW w:type="dxa" w:w="1399"/>
+          </w:tcPr>
+          <w:p>
+            <w:r>
+              <w:t>https://economicconfidential.com/industrializing-kedco-gwamna/</w:t>
+            </w:r>
+          </w:p>
+        </w:tc>
+      </w:tr>
+      <w:tr>
+        <w:tc>
+          <w:tcPr>
+            <w:tcW w:type="dxa" w:w="1399"/>
+          </w:tcPr>
+          <w:p>
+            <w:r>
+              <w:t>SRC030</w:t>
+            </w:r>
+          </w:p>
+        </w:tc>
+        <w:tc>
+          <w:tcPr>
+            <w:tcW w:type="dxa" w:w="1399"/>
+          </w:tcPr>
+          <w:p>
+            <w:r>
+              <w:t>Gombe philanthropist sponsors indigenes to study in Moroccan universities</w:t>
+            </w:r>
+          </w:p>
+        </w:tc>
+        <w:tc>
+          <w:tcPr>
+            <w:tcW w:type="dxa" w:w="1399"/>
+          </w:tcPr>
+          <w:p>
+            <w:r>
+              <w:t>Vanguard</w:t>
+            </w:r>
+          </w:p>
+        </w:tc>
+        <w:tc>
+          <w:tcPr>
+            <w:tcW w:type="dxa" w:w="1399"/>
+          </w:tcPr>
+          <w:p>
+            <w:r>
+              <w:t>verified_journalism</w:t>
+            </w:r>
+          </w:p>
+        </w:tc>
+        <w:tc>
+          <w:tcPr>
+            <w:tcW w:type="dxa" w:w="1399"/>
+          </w:tcPr>
+          <w:p>
+            <w:r>
+              <w:t>2020-01-12</w:t>
+            </w:r>
+          </w:p>
+        </w:tc>
+        <w:tc>
+          <w:tcPr>
+            <w:tcW w:type="dxa" w:w="1399"/>
+          </w:tcPr>
+          <w:p>
+            <w:r>
+              <w:t>verified_journalism</w:t>
+            </w:r>
+          </w:p>
+        </w:tc>
+        <w:tc>
+          <w:tcPr>
+            <w:tcW w:type="dxa" w:w="1399"/>
+          </w:tcPr>
+          <w:p>
+            <w:r>
+              <w:t>https://www.vanguardngr.com/2020/01/gombe-philantropist-sponsors-indigenes-to-study-in-moroccan-universities/amp/</w:t>
+            </w:r>
+          </w:p>
+        </w:tc>
+      </w:tr>
     </w:tbl>
     <w:sectPr>
       <w:pgSz w:w="12240" w:h="15840"/>
